--- a/backend/templates/mau_giao_an_chuan.docx
+++ b/backend/templates/mau_giao_an_chuan.docx
@@ -10,61 +10,6 @@
           <w:bCs/>
         </w:rPr>
       </w:pPr>
-      <w:proofErr w:type="spellStart"/>
-      <w:r>
-        <w:rPr>
-          <w:b/>
-          <w:bCs/>
-        </w:rPr>
-        <w:t>Phụ</w:t>
-      </w:r>
-      <w:proofErr w:type="spellEnd"/>
-      <w:r>
-        <w:rPr>
-          <w:b/>
-          <w:bCs/>
-        </w:rPr>
-        <w:t xml:space="preserve"> </w:t>
-      </w:r>
-      <w:proofErr w:type="spellStart"/>
-      <w:r>
-        <w:rPr>
-          <w:b/>
-          <w:bCs/>
-        </w:rPr>
-        <w:t>lục</w:t>
-      </w:r>
-      <w:proofErr w:type="spellEnd"/>
-      <w:r>
-        <w:rPr>
-          <w:b/>
-          <w:bCs/>
-        </w:rPr>
-        <w:t xml:space="preserve"> </w:t>
-      </w:r>
-      <w:r>
-        <w:rPr>
-          <w:b/>
-          <w:bCs/>
-        </w:rPr>
-        <w:t>IV</w:t>
-      </w:r>
-    </w:p>
-    <w:p>
-      <w:pPr>
-        <w:jc w:val="center"/>
-        <w:rPr>
-          <w:b/>
-          <w:bCs/>
-        </w:rPr>
-      </w:pPr>
-      <w:r>
-        <w:rPr>
-          <w:b/>
-          <w:szCs w:val="28"/>
-        </w:rPr>
-        <w:t xml:space="preserve">KHUNG </w:t>
-      </w:r>
       <w:r>
         <w:rPr>
           <w:b/>
@@ -79,209 +24,6 @@
           <w:lang w:val="vi-VN"/>
         </w:rPr>
         <w:t xml:space="preserve"> HOẠCH BÀI DẠY</w:t>
-      </w:r>
-    </w:p>
-    <w:p>
-      <w:pPr>
-        <w:jc w:val="center"/>
-        <w:rPr>
-          <w:bCs/>
-          <w:spacing w:val="-14"/>
-        </w:rPr>
-      </w:pPr>
-      <w:r>
-        <w:rPr>
-          <w:bCs/>
-          <w:spacing w:val="-14"/>
-        </w:rPr>
-        <w:t>(</w:t>
-      </w:r>
-      <w:proofErr w:type="spellStart"/>
-      <w:r>
-        <w:rPr>
-          <w:bCs/>
-          <w:i/>
-          <w:spacing w:val="-14"/>
-        </w:rPr>
-        <w:t>Kèm</w:t>
-      </w:r>
-      <w:proofErr w:type="spellEnd"/>
-      <w:r>
-        <w:rPr>
-          <w:bCs/>
-          <w:i/>
-          <w:spacing w:val="-14"/>
-        </w:rPr>
-        <w:t xml:space="preserve"> </w:t>
-      </w:r>
-      <w:proofErr w:type="spellStart"/>
-      <w:r>
-        <w:rPr>
-          <w:bCs/>
-          <w:i/>
-          <w:spacing w:val="-14"/>
-        </w:rPr>
-        <w:t>theo</w:t>
-      </w:r>
-      <w:proofErr w:type="spellEnd"/>
-      <w:r>
-        <w:rPr>
-          <w:bCs/>
-          <w:i/>
-          <w:spacing w:val="-14"/>
-        </w:rPr>
-        <w:t xml:space="preserve"> Công </w:t>
-      </w:r>
-      <w:proofErr w:type="spellStart"/>
-      <w:r>
-        <w:rPr>
-          <w:bCs/>
-          <w:i/>
-          <w:spacing w:val="-14"/>
-        </w:rPr>
-        <w:t>văn</w:t>
-      </w:r>
-      <w:proofErr w:type="spellEnd"/>
-      <w:r>
-        <w:rPr>
-          <w:bCs/>
-          <w:i/>
-          <w:spacing w:val="-14"/>
-        </w:rPr>
-        <w:t xml:space="preserve"> </w:t>
-      </w:r>
-      <w:proofErr w:type="spellStart"/>
-      <w:r>
-        <w:rPr>
-          <w:bCs/>
-          <w:i/>
-          <w:spacing w:val="-14"/>
-        </w:rPr>
-        <w:t>số</w:t>
-      </w:r>
-      <w:proofErr w:type="spellEnd"/>
-      <w:r>
-        <w:rPr>
-          <w:bCs/>
-          <w:i/>
-          <w:spacing w:val="-14"/>
-        </w:rPr>
-        <w:t xml:space="preserve"> 5512/BGDĐT-</w:t>
-      </w:r>
-      <w:proofErr w:type="spellStart"/>
-      <w:r>
-        <w:rPr>
-          <w:bCs/>
-          <w:i/>
-          <w:spacing w:val="-14"/>
-        </w:rPr>
-        <w:t>GDTrH</w:t>
-      </w:r>
-      <w:proofErr w:type="spellEnd"/>
-      <w:r>
-        <w:rPr>
-          <w:bCs/>
-          <w:i/>
-          <w:spacing w:val="-14"/>
-        </w:rPr>
-        <w:t xml:space="preserve"> </w:t>
-      </w:r>
-      <w:proofErr w:type="spellStart"/>
-      <w:r>
-        <w:rPr>
-          <w:bCs/>
-          <w:i/>
-          <w:spacing w:val="-14"/>
-        </w:rPr>
-        <w:t>ngày</w:t>
-      </w:r>
-      <w:proofErr w:type="spellEnd"/>
-      <w:r>
-        <w:rPr>
-          <w:bCs/>
-          <w:i/>
-          <w:spacing w:val="-14"/>
-        </w:rPr>
-        <w:t xml:space="preserve"> 18 </w:t>
-      </w:r>
-      <w:proofErr w:type="spellStart"/>
-      <w:r>
-        <w:rPr>
-          <w:bCs/>
-          <w:i/>
-          <w:spacing w:val="-14"/>
-        </w:rPr>
-        <w:t>tháng</w:t>
-      </w:r>
-      <w:proofErr w:type="spellEnd"/>
-      <w:r>
-        <w:rPr>
-          <w:bCs/>
-          <w:i/>
-          <w:spacing w:val="-14"/>
-        </w:rPr>
-        <w:t xml:space="preserve"> 12 </w:t>
-      </w:r>
-      <w:proofErr w:type="spellStart"/>
-      <w:r>
-        <w:rPr>
-          <w:bCs/>
-          <w:i/>
-          <w:spacing w:val="-14"/>
-        </w:rPr>
-        <w:t>năm</w:t>
-      </w:r>
-      <w:proofErr w:type="spellEnd"/>
-      <w:r>
-        <w:rPr>
-          <w:bCs/>
-          <w:i/>
-          <w:spacing w:val="-14"/>
-        </w:rPr>
-        <w:t xml:space="preserve"> 2020 </w:t>
-      </w:r>
-      <w:proofErr w:type="spellStart"/>
-      <w:r>
-        <w:rPr>
-          <w:bCs/>
-          <w:i/>
-          <w:spacing w:val="-14"/>
-        </w:rPr>
-        <w:t>của</w:t>
-      </w:r>
-      <w:proofErr w:type="spellEnd"/>
-      <w:r>
-        <w:rPr>
-          <w:bCs/>
-          <w:i/>
-          <w:spacing w:val="-14"/>
-        </w:rPr>
-        <w:t xml:space="preserve"> </w:t>
-      </w:r>
-      <w:proofErr w:type="spellStart"/>
-      <w:r>
-        <w:rPr>
-          <w:bCs/>
-          <w:i/>
-          <w:spacing w:val="-14"/>
-        </w:rPr>
-        <w:t>Bộ</w:t>
-      </w:r>
-      <w:proofErr w:type="spellEnd"/>
-      <w:r>
-        <w:rPr>
-          <w:bCs/>
-          <w:i/>
-          <w:spacing w:val="-14"/>
-        </w:rPr>
-        <w:t xml:space="preserve"> GDĐT</w:t>
-      </w:r>
-      <w:r>
-        <w:rPr>
-          <w:bCs/>
-          <w:spacing w:val="-14"/>
-        </w:rPr>
-        <w:t>)</w:t>
       </w:r>
     </w:p>
     <w:tbl>
@@ -330,15 +72,7 @@
                 <w:b/>
                 <w:bCs/>
               </w:rPr>
-              <w:t xml:space="preserve">{{ </w:t>
-            </w:r>
-            <w:proofErr w:type="spellStart"/>
-            <w:r>
-              <w:rPr>
-                <w:b/>
-                <w:bCs/>
-              </w:rPr>
-              <w:t>ten</w:t>
+              <w:t>{{ ten</w:t>
             </w:r>
             <w:proofErr w:type="gramEnd"/>
             <w:r>
@@ -354,15 +88,7 @@
                 <w:b/>
                 <w:bCs/>
               </w:rPr>
-              <w:t>truong</w:t>
-            </w:r>
-            <w:proofErr w:type="spellEnd"/>
-            <w:r>
-              <w:rPr>
-                <w:b/>
-                <w:bCs/>
-              </w:rPr>
-              <w:t xml:space="preserve"> }</w:t>
+              <w:t>truong }</w:t>
             </w:r>
             <w:proofErr w:type="gramEnd"/>
             <w:r>
@@ -382,21 +108,12 @@
                 <w:bCs/>
               </w:rPr>
             </w:pPr>
-            <w:proofErr w:type="spellStart"/>
             <w:r>
               <w:rPr>
                 <w:b/>
                 <w:bCs/>
               </w:rPr>
-              <w:t>Tổ</w:t>
-            </w:r>
-            <w:proofErr w:type="spellEnd"/>
-            <w:r>
-              <w:rPr>
-                <w:b/>
-                <w:bCs/>
-              </w:rPr>
-              <w:t>:</w:t>
+              <w:t>Tổ:</w:t>
             </w:r>
             <w:r>
               <w:rPr>
@@ -411,15 +128,7 @@
                 <w:b/>
                 <w:bCs/>
               </w:rPr>
-              <w:t xml:space="preserve">{{ </w:t>
-            </w:r>
-            <w:proofErr w:type="spellStart"/>
-            <w:r>
-              <w:rPr>
-                <w:b/>
-                <w:bCs/>
-              </w:rPr>
-              <w:t>ten</w:t>
+              <w:t>{{ ten</w:t>
             </w:r>
             <w:proofErr w:type="gramEnd"/>
             <w:r>
@@ -427,15 +136,7 @@
                 <w:b/>
                 <w:bCs/>
               </w:rPr>
-              <w:t>_to</w:t>
-            </w:r>
-            <w:proofErr w:type="spellEnd"/>
-            <w:r>
-              <w:rPr>
-                <w:b/>
-                <w:bCs/>
-              </w:rPr>
-              <w:t xml:space="preserve"> }}</w:t>
+              <w:t>_to }}</w:t>
             </w:r>
           </w:p>
         </w:tc>
@@ -465,19 +166,11 @@
             </w:pPr>
             <w:proofErr w:type="gramStart"/>
             <w:r>
-              <w:t xml:space="preserve">{{ </w:t>
-            </w:r>
-            <w:proofErr w:type="spellStart"/>
-            <w:r>
-              <w:t>ten</w:t>
+              <w:t>{{ ten</w:t>
             </w:r>
             <w:proofErr w:type="gramEnd"/>
             <w:r>
-              <w:t>_giao_vien</w:t>
-            </w:r>
-            <w:proofErr w:type="spellEnd"/>
-            <w:r>
-              <w:t xml:space="preserve"> }}</w:t>
+              <w:t>_giao_vien }}</w:t>
             </w:r>
           </w:p>
         </w:tc>
@@ -506,11 +199,7 @@
       </w:r>
       <w:proofErr w:type="gramStart"/>
       <w:r>
-        <w:t xml:space="preserve">{{ </w:t>
-      </w:r>
-      <w:proofErr w:type="spellStart"/>
-      <w:r>
-        <w:t>ten</w:t>
+        <w:t>{{ ten</w:t>
       </w:r>
       <w:proofErr w:type="gramEnd"/>
       <w:r>
@@ -518,11 +207,7 @@
       </w:r>
       <w:proofErr w:type="gramStart"/>
       <w:r>
-        <w:t>day</w:t>
-      </w:r>
-      <w:proofErr w:type="spellEnd"/>
-      <w:r>
-        <w:t xml:space="preserve"> }</w:t>
+        <w:t>day }</w:t>
       </w:r>
       <w:proofErr w:type="gramEnd"/>
       <w:r>
@@ -534,55 +219,11 @@
         <w:jc w:val="center"/>
       </w:pPr>
       <w:r>
-        <w:t xml:space="preserve">Môn </w:t>
-      </w:r>
-      <w:proofErr w:type="spellStart"/>
-      <w:r>
-        <w:t>học</w:t>
-      </w:r>
-      <w:proofErr w:type="spellEnd"/>
-      <w:r>
-        <w:t>/</w:t>
-      </w:r>
-      <w:proofErr w:type="spellStart"/>
-      <w:r>
-        <w:t>Hoạt</w:t>
-      </w:r>
-      <w:proofErr w:type="spellEnd"/>
-      <w:r>
-        <w:t xml:space="preserve"> </w:t>
-      </w:r>
-      <w:proofErr w:type="spellStart"/>
-      <w:r>
-        <w:t>động</w:t>
-      </w:r>
-      <w:proofErr w:type="spellEnd"/>
-      <w:r>
-        <w:t xml:space="preserve"> </w:t>
-      </w:r>
-      <w:proofErr w:type="spellStart"/>
-      <w:r>
-        <w:t>giáo</w:t>
-      </w:r>
-      <w:proofErr w:type="spellEnd"/>
-      <w:r>
-        <w:t xml:space="preserve"> </w:t>
-      </w:r>
-      <w:proofErr w:type="spellStart"/>
-      <w:r>
-        <w:t>dục</w:t>
-      </w:r>
-      <w:proofErr w:type="spellEnd"/>
-      <w:r>
-        <w:t xml:space="preserve">: </w:t>
-      </w:r>
-      <w:proofErr w:type="gramStart"/>
-      <w:r>
-        <w:t xml:space="preserve">{{ </w:t>
-      </w:r>
-      <w:proofErr w:type="spellStart"/>
-      <w:r>
-        <w:t>mon</w:t>
+        <w:t xml:space="preserve">Môn học/Hoạt động giáo dục: </w:t>
+      </w:r>
+      <w:proofErr w:type="gramStart"/>
+      <w:r>
+        <w:t>{{ mon</w:t>
       </w:r>
       <w:proofErr w:type="gramEnd"/>
       <w:r>
@@ -590,23 +231,11 @@
       </w:r>
       <w:proofErr w:type="gramStart"/>
       <w:r>
-        <w:t>hoc</w:t>
-      </w:r>
-      <w:proofErr w:type="spellEnd"/>
-      <w:r>
-        <w:t xml:space="preserve"> }</w:t>
-      </w:r>
-      <w:proofErr w:type="gramEnd"/>
-      <w:r>
-        <w:t xml:space="preserve">}; </w:t>
-      </w:r>
-      <w:proofErr w:type="spellStart"/>
-      <w:r>
-        <w:t>Lớp</w:t>
-      </w:r>
-      <w:proofErr w:type="spellEnd"/>
-      <w:r>
-        <w:t xml:space="preserve">: </w:t>
+        <w:t>hoc }</w:t>
+      </w:r>
+      <w:proofErr w:type="gramEnd"/>
+      <w:r>
+        <w:t xml:space="preserve">}; Lớp: </w:t>
       </w:r>
       <w:proofErr w:type="gramStart"/>
       <w:r>
@@ -621,45 +250,12 @@
       <w:pPr>
         <w:jc w:val="center"/>
       </w:pPr>
-      <w:proofErr w:type="spellStart"/>
-      <w:r>
-        <w:t>Thời</w:t>
-      </w:r>
-      <w:proofErr w:type="spellEnd"/>
-      <w:r>
-        <w:t xml:space="preserve"> </w:t>
-      </w:r>
-      <w:proofErr w:type="spellStart"/>
-      <w:r>
-        <w:t>gian</w:t>
-      </w:r>
-      <w:proofErr w:type="spellEnd"/>
-      <w:r>
-        <w:t xml:space="preserve"> </w:t>
-      </w:r>
-      <w:proofErr w:type="spellStart"/>
-      <w:r>
-        <w:t>thực</w:t>
-      </w:r>
-      <w:proofErr w:type="spellEnd"/>
-      <w:r>
-        <w:t xml:space="preserve"> </w:t>
-      </w:r>
-      <w:proofErr w:type="spellStart"/>
-      <w:r>
-        <w:t>hiện</w:t>
-      </w:r>
-      <w:proofErr w:type="spellEnd"/>
-      <w:r>
-        <w:t xml:space="preserve">: </w:t>
-      </w:r>
-      <w:proofErr w:type="gramStart"/>
-      <w:r>
-        <w:t xml:space="preserve">{{ </w:t>
-      </w:r>
-      <w:proofErr w:type="spellStart"/>
-      <w:r>
-        <w:t>so</w:t>
+      <w:r>
+        <w:t xml:space="preserve">Thời gian thực hiện: </w:t>
+      </w:r>
+      <w:proofErr w:type="gramStart"/>
+      <w:r>
+        <w:t>{{ so</w:t>
       </w:r>
       <w:proofErr w:type="gramEnd"/>
       <w:r>
@@ -667,21 +263,12 @@
       </w:r>
       <w:proofErr w:type="gramStart"/>
       <w:r>
-        <w:t>tiet</w:t>
-      </w:r>
-      <w:proofErr w:type="spellEnd"/>
-      <w:r>
-        <w:t xml:space="preserve"> }</w:t>
-      </w:r>
-      <w:proofErr w:type="gramEnd"/>
-      <w:r>
-        <w:t xml:space="preserve">} </w:t>
-      </w:r>
-      <w:proofErr w:type="spellStart"/>
-      <w:r>
-        <w:t>tiết</w:t>
-      </w:r>
-      <w:proofErr w:type="spellEnd"/>
+        <w:t>tiet }</w:t>
+      </w:r>
+      <w:proofErr w:type="gramEnd"/>
+      <w:r>
+        <w:t>} tiết</w:t>
+      </w:r>
     </w:p>
     <w:p>
       <w:pPr>
@@ -700,7 +287,6 @@
         </w:rPr>
         <w:t xml:space="preserve">I. Mục </w:t>
       </w:r>
-      <w:proofErr w:type="spellStart"/>
       <w:r>
         <w:rPr>
           <w:b/>
@@ -708,7 +294,6 @@
         </w:rPr>
         <w:t>tiêu</w:t>
       </w:r>
-      <w:proofErr w:type="spellEnd"/>
     </w:p>
     <w:p>
       <w:pPr>
@@ -722,11 +307,7 @@
       </w:pPr>
       <w:proofErr w:type="gramStart"/>
       <w:r>
-        <w:t xml:space="preserve">{{ </w:t>
-      </w:r>
-      <w:proofErr w:type="spellStart"/>
-      <w:r>
-        <w:t>kien</w:t>
+        <w:t>{{ kien</w:t>
       </w:r>
       <w:proofErr w:type="gramEnd"/>
       <w:r>
@@ -734,11 +315,7 @@
       </w:r>
       <w:proofErr w:type="gramStart"/>
       <w:r>
-        <w:t>thuc</w:t>
-      </w:r>
-      <w:proofErr w:type="spellEnd"/>
-      <w:r>
-        <w:t xml:space="preserve"> }</w:t>
+        <w:t>thuc }</w:t>
       </w:r>
       <w:proofErr w:type="gramEnd"/>
       <w:r>
@@ -757,21 +334,7 @@
         <w:rPr>
           <w:lang w:val="vi-VN"/>
         </w:rPr>
-        <w:t xml:space="preserve">{{ </w:t>
-      </w:r>
-      <w:proofErr w:type="spellStart"/>
-      <w:r>
-        <w:rPr>
-          <w:lang w:val="vi-VN"/>
-        </w:rPr>
-        <w:t>nang_luc</w:t>
-      </w:r>
-      <w:proofErr w:type="spellEnd"/>
-      <w:r>
-        <w:rPr>
-          <w:lang w:val="vi-VN"/>
-        </w:rPr>
-        <w:t xml:space="preserve"> }}</w:t>
+        <w:t>{{ nang_luc }}</w:t>
       </w:r>
     </w:p>
     <w:p>
@@ -786,21 +349,7 @@
         <w:rPr>
           <w:lang w:val="vi-VN"/>
         </w:rPr>
-        <w:t xml:space="preserve">{{ </w:t>
-      </w:r>
-      <w:proofErr w:type="spellStart"/>
-      <w:r>
-        <w:rPr>
-          <w:lang w:val="vi-VN"/>
-        </w:rPr>
-        <w:t>pham_chat</w:t>
-      </w:r>
-      <w:proofErr w:type="spellEnd"/>
-      <w:r>
-        <w:rPr>
-          <w:lang w:val="vi-VN"/>
-        </w:rPr>
-        <w:t xml:space="preserve"> }}</w:t>
+        <w:t>{{ pham_chat }}</w:t>
       </w:r>
     </w:p>
     <w:p>
@@ -837,11 +386,7 @@
       </w:pPr>
       <w:proofErr w:type="gramStart"/>
       <w:r>
-        <w:t xml:space="preserve">{{ </w:t>
-      </w:r>
-      <w:proofErr w:type="spellStart"/>
-      <w:r>
-        <w:t>thiet</w:t>
+        <w:t>{{ thiet</w:t>
       </w:r>
       <w:proofErr w:type="gramEnd"/>
       <w:r>
@@ -849,11 +394,7 @@
       </w:r>
       <w:proofErr w:type="gramStart"/>
       <w:r>
-        <w:t>hoc</w:t>
-      </w:r>
-      <w:proofErr w:type="spellEnd"/>
-      <w:r>
-        <w:t xml:space="preserve"> }</w:t>
+        <w:t>hoc }</w:t>
       </w:r>
       <w:proofErr w:type="gramEnd"/>
       <w:r>
@@ -1063,79 +604,7 @@
           <w:bCs/>
           <w:szCs w:val="28"/>
         </w:rPr>
-        <w:t>/</w:t>
-      </w:r>
-      <w:proofErr w:type="spellStart"/>
-      <w:r>
-        <w:rPr>
-          <w:b/>
-          <w:bCs/>
-          <w:szCs w:val="28"/>
-        </w:rPr>
-        <w:t>giải</w:t>
-      </w:r>
-      <w:proofErr w:type="spellEnd"/>
-      <w:r>
-        <w:rPr>
-          <w:b/>
-          <w:bCs/>
-          <w:szCs w:val="28"/>
-        </w:rPr>
-        <w:t xml:space="preserve"> </w:t>
-      </w:r>
-      <w:proofErr w:type="spellStart"/>
-      <w:r>
-        <w:rPr>
-          <w:b/>
-          <w:bCs/>
-          <w:szCs w:val="28"/>
-        </w:rPr>
-        <w:t>quyết</w:t>
-      </w:r>
-      <w:proofErr w:type="spellEnd"/>
-      <w:r>
-        <w:rPr>
-          <w:b/>
-          <w:bCs/>
-          <w:szCs w:val="28"/>
-        </w:rPr>
-        <w:t xml:space="preserve"> </w:t>
-      </w:r>
-      <w:proofErr w:type="spellStart"/>
-      <w:r>
-        <w:rPr>
-          <w:b/>
-          <w:bCs/>
-          <w:szCs w:val="28"/>
-        </w:rPr>
-        <w:t>vấn</w:t>
-      </w:r>
-      <w:proofErr w:type="spellEnd"/>
-      <w:r>
-        <w:rPr>
-          <w:b/>
-          <w:bCs/>
-          <w:szCs w:val="28"/>
-        </w:rPr>
-        <w:t xml:space="preserve"> </w:t>
-      </w:r>
-      <w:proofErr w:type="spellStart"/>
-      <w:r>
-        <w:rPr>
-          <w:b/>
-          <w:bCs/>
-          <w:szCs w:val="28"/>
-        </w:rPr>
-        <w:t>đề</w:t>
-      </w:r>
-      <w:proofErr w:type="spellEnd"/>
-      <w:r>
-        <w:rPr>
-          <w:b/>
-          <w:bCs/>
-          <w:szCs w:val="28"/>
-        </w:rPr>
-        <w:t>/</w:t>
+        <w:t>/giải quyết vấn đề/</w:t>
       </w:r>
       <w:r>
         <w:rPr>
@@ -1342,21 +811,11 @@
           <w:lang w:val="vi-VN"/>
         </w:rPr>
       </w:pPr>
-      <w:proofErr w:type="gramStart"/>
-      <w:r>
-        <w:t>{{ hd</w:t>
-      </w:r>
-      <w:proofErr w:type="gramEnd"/>
-      <w:r>
-        <w:t>3_muc_</w:t>
-      </w:r>
-      <w:proofErr w:type="gramStart"/>
-      <w:r>
-        <w:t>tieu }</w:t>
-      </w:r>
-      <w:proofErr w:type="gramEnd"/>
-      <w:r>
-        <w:t>}</w:t>
+      <w:r>
+        <w:rPr>
+          <w:lang w:val="vi-VN"/>
+        </w:rPr>
+        <w:t>{{ hd3_muc_tieu }}</w:t>
       </w:r>
     </w:p>
     <w:p>
@@ -1368,23 +827,14 @@
           <w:i/>
           <w:iCs/>
           <w:szCs w:val="28"/>
-        </w:rPr>
-      </w:pPr>
-      <w:proofErr w:type="gramStart"/>
-      <w:r>
-        <w:t>{{ hd</w:t>
-      </w:r>
-      <w:proofErr w:type="gramEnd"/>
-      <w:r>
-        <w:t>3_noi_</w:t>
-      </w:r>
-      <w:proofErr w:type="gramStart"/>
-      <w:r>
-        <w:t>dung }</w:t>
-      </w:r>
-      <w:proofErr w:type="gramEnd"/>
-      <w:r>
-        <w:t>}</w:t>
+          <w:lang w:val="vi-VN"/>
+        </w:rPr>
+      </w:pPr>
+      <w:r>
+        <w:rPr>
+          <w:lang w:val="vi-VN"/>
+        </w:rPr>
+        <w:t>{{ hd3_noi_dung }}</w:t>
       </w:r>
     </w:p>
     <w:p>
@@ -1462,7 +912,6 @@
           <w:szCs w:val="28"/>
           <w:lang w:val="vi-VN"/>
         </w:rPr>
-        <w:lastRenderedPageBreak/>
         <w:t>4. Hoạt động 4: Vận dụng</w:t>
       </w:r>
     </w:p>
@@ -1499,6 +948,7 @@
         <w:rPr>
           <w:lang w:val="vi-VN"/>
         </w:rPr>
+        <w:lastRenderedPageBreak/>
         <w:t>{{ hd4_noi_dung }}</w:t>
       </w:r>
     </w:p>
@@ -1669,37 +1119,7 @@
         <w:rStyle w:val="PageNumber"/>
       </w:rPr>
     </w:pPr>
-    <w:r>
-      <w:rPr>
-        <w:rStyle w:val="PageNumber"/>
-      </w:rPr>
-      <w:fldChar w:fldCharType="begin"/>
-    </w:r>
-    <w:r>
-      <w:rPr>
-        <w:rStyle w:val="PageNumber"/>
-      </w:rPr>
-      <w:instrText xml:space="preserve"> PAGE </w:instrText>
-    </w:r>
-    <w:r>
-      <w:rPr>
-        <w:rStyle w:val="PageNumber"/>
-      </w:rPr>
-      <w:fldChar w:fldCharType="separate"/>
-    </w:r>
-    <w:r>
-      <w:rPr>
-        <w:rStyle w:val="PageNumber"/>
-        <w:noProof/>
-      </w:rPr>
-      <w:t>3</w:t>
-    </w:r>
-    <w:r>
-      <w:rPr>
-        <w:rStyle w:val="PageNumber"/>
-      </w:rPr>
-      <w:fldChar w:fldCharType="end"/>
-    </w:r>
+    <w:r/>
   </w:p>
   <w:p>
     <w:pPr>
